--- a/day-3-gitops-fleet-and-governance/lab-15-flux.docx
+++ b/day-3-gitops-fleet-and-governance/lab-15-flux.docx
@@ -7,7 +7,7 @@
         <w:pStyle w:val="Title"/>
       </w:pPr>
       <w:r>
-        <w:t xml:space="preserve">Lab 15 — Let Git Drive the Cluster (GitOps Delivery with Flux)</w:t>
+        <w:t xml:space="preserve">Lab 15 — GitOps Delivery with Flux</w:t>
       </w:r>
     </w:p>
     <w:p>
@@ -307,6 +307,89 @@
         </w:numPr>
       </w:pPr>
       <w:r>
+        <w:t xml:space="preserve">How to run Flux against a</w:t>
+      </w:r>
+      <w:r>
+        <w:t xml:space="preserve"> </w:t>
+      </w:r>
+      <w:r>
+        <w:rPr>
+          <w:b/>
+          <w:bCs/>
+        </w:rPr>
+        <w:t xml:space="preserve">local Git server</w:t>
+      </w:r>
+      <w:r>
+        <w:t xml:space="preserve">, so the lab works with no internet access.</w:t>
+      </w:r>
+    </w:p>
+    <w:p>
+      <w:pPr>
+        <w:pStyle w:val="Compact"/>
+        <w:numPr>
+          <w:ilvl w:val="0"/>
+          <w:numId w:val="1001"/>
+        </w:numPr>
+      </w:pPr>
+      <w:r>
+        <w:t xml:space="preserve">What a</w:t>
+      </w:r>
+      <w:r>
+        <w:t xml:space="preserve"> </w:t>
+      </w:r>
+      <w:r>
+        <w:rPr>
+          <w:b/>
+          <w:bCs/>
+        </w:rPr>
+        <w:t xml:space="preserve">bad commit</w:t>
+      </w:r>
+      <w:r>
+        <w:t xml:space="preserve"> </w:t>
+      </w:r>
+      <w:r>
+        <w:t xml:space="preserve">does to a running cluster — and why</w:t>
+      </w:r>
+      <w:r>
+        <w:t xml:space="preserve"> </w:t>
+      </w:r>
+      <w:r>
+        <w:rPr>
+          <w:rStyle w:val="VerbatimChar"/>
+        </w:rPr>
+        <w:t xml:space="preserve">lastAppliedRevision</w:t>
+      </w:r>
+      <w:r>
+        <w:t xml:space="preserve"> </w:t>
+      </w:r>
+      <w:r>
+        <w:t xml:space="preserve">and</w:t>
+      </w:r>
+      <w:r>
+        <w:t xml:space="preserve"> </w:t>
+      </w:r>
+      <w:r>
+        <w:rPr>
+          <w:rStyle w:val="VerbatimChar"/>
+        </w:rPr>
+        <w:t xml:space="preserve">lastAttemptedRevision</w:t>
+      </w:r>
+      <w:r>
+        <w:t xml:space="preserve"> </w:t>
+      </w:r>
+      <w:r>
+        <w:t xml:space="preserve">are the two fields to read when something stops updating.</w:t>
+      </w:r>
+    </w:p>
+    <w:p>
+      <w:pPr>
+        <w:pStyle w:val="Compact"/>
+        <w:numPr>
+          <w:ilvl w:val="0"/>
+          <w:numId w:val="1001"/>
+        </w:numPr>
+      </w:pPr>
+      <w:r>
         <w:t xml:space="preserve">Why GitOps gives you</w:t>
       </w:r>
       <w:r>
@@ -341,16 +424,23 @@
         <w:pStyle w:val="FirstParagraph"/>
       </w:pPr>
       <w:r>
-        <w:t xml:space="preserve">You'll install Flux on the cluster, point it at a public Git repo, and let it deploy an app (</w:t>
-      </w:r>
-      <w:r>
-        <w:rPr>
-          <w:rStyle w:val="VerbatimChar"/>
-        </w:rPr>
-        <w:t xml:space="preserve">podinfo</w:t>
-      </w:r>
-      <w:r>
-        <w:t xml:space="preserve">). Then you'll simulate drift — delete the running Deployment — and watch Flux reconcile the cluster back to what Git declares.</w:t>
+        <w:t xml:space="preserve">You'll install Flux on the cluster, point it at a Git repo — public, or a Gitea server running inside the cluster if your room has no internet — and let it deploy an app. Then you'll simulate drift by deleting the running Deployment and watch Flux put it back. Finally you'll commit a</w:t>
+      </w:r>
+      <w:r>
+        <w:t xml:space="preserve"> </w:t>
+      </w:r>
+      <w:r>
+        <w:rPr>
+          <w:b/>
+          <w:bCs/>
+        </w:rPr>
+        <w:t xml:space="preserve">broken</w:t>
+      </w:r>
+      <w:r>
+        <w:t xml:space="preserve"> </w:t>
+      </w:r>
+      <w:r>
+        <w:t xml:space="preserve">manifest and find out what that does to a running system.</w:t>
       </w:r>
     </w:p>
     <w:bookmarkEnd w:id="10"/>
@@ -1204,7 +1294,7 @@
       </w:r>
     </w:p>
     <w:bookmarkEnd w:id="17"/>
-    <w:bookmarkStart w:id="21" w:name="Xd877c4158b5ad02b898412aa7b3062cac1fe6d6"/>
+    <w:bookmarkStart w:id="23" w:name="Xd877c4158b5ad02b898412aa7b3062cac1fe6d6"/>
     <w:p>
       <w:pPr>
         <w:pStyle w:val="Heading2"/>
@@ -1233,7 +1323,542 @@
     </w:p>
     <w:p>
       <w:pPr>
-        <w:pStyle w:val="BodyText"/>
+        <w:pStyle w:val="Heading3"/>
+      </w:pPr>
+      <w:bookmarkStart w:id="18" w:name="X61d808fc5fe9b5a770075d9778df0556e24e627"/>
+      <w:r>
+        <w:t xml:space="preserve">⚠️ Use a local Git server if your room is restricted</w:t>
+      </w:r>
+      <w:bookmarkEnd w:id="18"/>
+    </w:p>
+    <w:p>
+      <w:pPr>
+        <w:pStyle w:val="BlockText"/>
+      </w:pPr>
+      <w:r>
+        <w:t xml:space="preserve">The public repo below is convenient, and it is the first thing to fail in an air-gapped client</w:t>
+      </w:r>
+      <w:r>
+        <w:t xml:space="preserve"> </w:t>
+      </w:r>
+      <w:r>
+        <w:t xml:space="preserve">environment or behind a corporate proxy.</w:t>
+      </w:r>
+      <w:r>
+        <w:t xml:space="preserve"> </w:t>
+      </w:r>
+      <w:r>
+        <w:rPr>
+          <w:b/>
+          <w:bCs/>
+        </w:rPr>
+        <w:t xml:space="preserve">Verified 2026-09-25:</w:t>
+      </w:r>
+      <w:r>
+        <w:t xml:space="preserve"> </w:t>
+      </w:r>
+      <w:r>
+        <w:t xml:space="preserve">Flux drives perfectly well from a</w:t>
+      </w:r>
+      <w:r>
+        <w:t xml:space="preserve"> </w:t>
+      </w:r>
+      <w:r>
+        <w:t xml:space="preserve">Gitea server running inside the cluster, with no internet involved at any point.</w:t>
+      </w:r>
+    </w:p>
+    <w:p>
+      <w:pPr>
+        <w:pStyle w:val="SourceCode"/>
+      </w:pPr>
+      <w:r>
+        <w:rPr>
+          <w:rStyle w:val="ExtensionTok"/>
+        </w:rPr>
+        <w:t xml:space="preserve">kubectl</w:t>
+      </w:r>
+      <w:r>
+        <w:rPr>
+          <w:rStyle w:val="NormalTok"/>
+        </w:rPr>
+        <w:t xml:space="preserve"> create ns git-server</w:t>
+      </w:r>
+      <w:r>
+        <w:br/>
+      </w:r>
+      <w:r>
+        <w:rPr>
+          <w:rStyle w:val="ExtensionTok"/>
+        </w:rPr>
+        <w:t xml:space="preserve">kubectl</w:t>
+      </w:r>
+      <w:r>
+        <w:rPr>
+          <w:rStyle w:val="NormalTok"/>
+        </w:rPr>
+        <w:t xml:space="preserve"> </w:t>
+      </w:r>
+      <w:r>
+        <w:rPr>
+          <w:rStyle w:val="AttributeTok"/>
+        </w:rPr>
+        <w:t xml:space="preserve">-n</w:t>
+      </w:r>
+      <w:r>
+        <w:rPr>
+          <w:rStyle w:val="NormalTok"/>
+        </w:rPr>
+        <w:t xml:space="preserve"> git-server create deployment gitea </w:t>
+      </w:r>
+      <w:r>
+        <w:rPr>
+          <w:rStyle w:val="AttributeTok"/>
+        </w:rPr>
+        <w:t xml:space="preserve">--image</w:t>
+      </w:r>
+      <w:r>
+        <w:rPr>
+          <w:rStyle w:val="OperatorTok"/>
+        </w:rPr>
+        <w:t xml:space="preserve">=</w:t>
+      </w:r>
+      <w:r>
+        <w:rPr>
+          <w:rStyle w:val="NormalTok"/>
+        </w:rPr>
+        <w:t xml:space="preserve">gitea/gitea:1.22</w:t>
+      </w:r>
+      <w:r>
+        <w:br/>
+      </w:r>
+      <w:r>
+        <w:rPr>
+          <w:rStyle w:val="ExtensionTok"/>
+        </w:rPr>
+        <w:t xml:space="preserve">kubectl</w:t>
+      </w:r>
+      <w:r>
+        <w:rPr>
+          <w:rStyle w:val="NormalTok"/>
+        </w:rPr>
+        <w:t xml:space="preserve"> </w:t>
+      </w:r>
+      <w:r>
+        <w:rPr>
+          <w:rStyle w:val="AttributeTok"/>
+        </w:rPr>
+        <w:t xml:space="preserve">-n</w:t>
+      </w:r>
+      <w:r>
+        <w:rPr>
+          <w:rStyle w:val="NormalTok"/>
+        </w:rPr>
+        <w:t xml:space="preserve"> git-server set env deploy/gitea </w:t>
+      </w:r>
+      <w:r>
+        <w:rPr>
+          <w:rStyle w:val="DataTypeTok"/>
+        </w:rPr>
+        <w:t xml:space="preserve">\</w:t>
+      </w:r>
+      <w:r>
+        <w:br/>
+      </w:r>
+      <w:r>
+        <w:rPr>
+          <w:rStyle w:val="NormalTok"/>
+        </w:rPr>
+        <w:t xml:space="preserve">  GITEA__database__DB_TYPE=sqlite3 GITEA__security__INSTALL_LOCK=true</w:t>
+      </w:r>
+      <w:r>
+        <w:br/>
+      </w:r>
+      <w:r>
+        <w:rPr>
+          <w:rStyle w:val="ExtensionTok"/>
+        </w:rPr>
+        <w:t xml:space="preserve">kubectl</w:t>
+      </w:r>
+      <w:r>
+        <w:rPr>
+          <w:rStyle w:val="NormalTok"/>
+        </w:rPr>
+        <w:t xml:space="preserve"> </w:t>
+      </w:r>
+      <w:r>
+        <w:rPr>
+          <w:rStyle w:val="AttributeTok"/>
+        </w:rPr>
+        <w:t xml:space="preserve">-n</w:t>
+      </w:r>
+      <w:r>
+        <w:rPr>
+          <w:rStyle w:val="NormalTok"/>
+        </w:rPr>
+        <w:t xml:space="preserve"> git-server expose deploy/gitea </w:t>
+      </w:r>
+      <w:r>
+        <w:rPr>
+          <w:rStyle w:val="AttributeTok"/>
+        </w:rPr>
+        <w:t xml:space="preserve">--port</w:t>
+      </w:r>
+      <w:r>
+        <w:rPr>
+          <w:rStyle w:val="OperatorTok"/>
+        </w:rPr>
+        <w:t xml:space="preserve">=</w:t>
+      </w:r>
+      <w:r>
+        <w:rPr>
+          <w:rStyle w:val="NormalTok"/>
+        </w:rPr>
+        <w:t xml:space="preserve">3000</w:t>
+      </w:r>
+      <w:r>
+        <w:br/>
+      </w:r>
+      <w:r>
+        <w:br/>
+      </w:r>
+      <w:r>
+        <w:rPr>
+          <w:rStyle w:val="VariableTok"/>
+        </w:rPr>
+        <w:t xml:space="preserve">POD</w:t>
+      </w:r>
+      <w:r>
+        <w:rPr>
+          <w:rStyle w:val="OperatorTok"/>
+        </w:rPr>
+        <w:t xml:space="preserve">=</w:t>
+      </w:r>
+      <w:r>
+        <w:rPr>
+          <w:rStyle w:val="VariableTok"/>
+        </w:rPr>
+        <w:t xml:space="preserve">$(</w:t>
+      </w:r>
+      <w:r>
+        <w:rPr>
+          <w:rStyle w:val="ExtensionTok"/>
+        </w:rPr>
+        <w:t xml:space="preserve">kubectl</w:t>
+      </w:r>
+      <w:r>
+        <w:rPr>
+          <w:rStyle w:val="NormalTok"/>
+        </w:rPr>
+        <w:t xml:space="preserve"> </w:t>
+      </w:r>
+      <w:r>
+        <w:rPr>
+          <w:rStyle w:val="AttributeTok"/>
+        </w:rPr>
+        <w:t xml:space="preserve">-n</w:t>
+      </w:r>
+      <w:r>
+        <w:rPr>
+          <w:rStyle w:val="NormalTok"/>
+        </w:rPr>
+        <w:t xml:space="preserve"> git-server get pod </w:t>
+      </w:r>
+      <w:r>
+        <w:rPr>
+          <w:rStyle w:val="AttributeTok"/>
+        </w:rPr>
+        <w:t xml:space="preserve">-l</w:t>
+      </w:r>
+      <w:r>
+        <w:rPr>
+          <w:rStyle w:val="NormalTok"/>
+        </w:rPr>
+        <w:t xml:space="preserve"> app=gitea </w:t>
+      </w:r>
+      <w:r>
+        <w:rPr>
+          <w:rStyle w:val="AttributeTok"/>
+        </w:rPr>
+        <w:t xml:space="preserve">-o</w:t>
+      </w:r>
+      <w:r>
+        <w:rPr>
+          <w:rStyle w:val="NormalTok"/>
+        </w:rPr>
+        <w:t xml:space="preserve"> name </w:t>
+      </w:r>
+      <w:r>
+        <w:rPr>
+          <w:rStyle w:val="KeywordTok"/>
+        </w:rPr>
+        <w:t xml:space="preserve">|</w:t>
+      </w:r>
+      <w:r>
+        <w:rPr>
+          <w:rStyle w:val="NormalTok"/>
+        </w:rPr>
+        <w:t xml:space="preserve"> </w:t>
+      </w:r>
+      <w:r>
+        <w:rPr>
+          <w:rStyle w:val="FunctionTok"/>
+        </w:rPr>
+        <w:t xml:space="preserve">head</w:t>
+      </w:r>
+      <w:r>
+        <w:rPr>
+          <w:rStyle w:val="NormalTok"/>
+        </w:rPr>
+        <w:t xml:space="preserve"> </w:t>
+      </w:r>
+      <w:r>
+        <w:rPr>
+          <w:rStyle w:val="AttributeTok"/>
+        </w:rPr>
+        <w:t xml:space="preserve">-1</w:t>
+      </w:r>
+      <w:r>
+        <w:rPr>
+          <w:rStyle w:val="VariableTok"/>
+        </w:rPr>
+        <w:t xml:space="preserve">)</w:t>
+      </w:r>
+      <w:r>
+        <w:br/>
+      </w:r>
+      <w:r>
+        <w:rPr>
+          <w:rStyle w:val="ExtensionTok"/>
+        </w:rPr>
+        <w:t xml:space="preserve">kubectl</w:t>
+      </w:r>
+      <w:r>
+        <w:rPr>
+          <w:rStyle w:val="NormalTok"/>
+        </w:rPr>
+        <w:t xml:space="preserve"> </w:t>
+      </w:r>
+      <w:r>
+        <w:rPr>
+          <w:rStyle w:val="AttributeTok"/>
+        </w:rPr>
+        <w:t xml:space="preserve">-n</w:t>
+      </w:r>
+      <w:r>
+        <w:rPr>
+          <w:rStyle w:val="NormalTok"/>
+        </w:rPr>
+        <w:t xml:space="preserve"> git-server exec </w:t>
+      </w:r>
+      <w:r>
+        <w:rPr>
+          <w:rStyle w:val="VariableTok"/>
+        </w:rPr>
+        <w:t xml:space="preserve">$POD</w:t>
+      </w:r>
+      <w:r>
+        <w:rPr>
+          <w:rStyle w:val="NormalTok"/>
+        </w:rPr>
+        <w:t xml:space="preserve"> </w:t>
+      </w:r>
+      <w:r>
+        <w:rPr>
+          <w:rStyle w:val="AttributeTok"/>
+        </w:rPr>
+        <w:t xml:space="preserve">--</w:t>
+      </w:r>
+      <w:r>
+        <w:rPr>
+          <w:rStyle w:val="NormalTok"/>
+        </w:rPr>
+        <w:t xml:space="preserve"> su git </w:t>
+      </w:r>
+      <w:r>
+        <w:rPr>
+          <w:rStyle w:val="AttributeTok"/>
+        </w:rPr>
+        <w:t xml:space="preserve">-c</w:t>
+      </w:r>
+      <w:r>
+        <w:rPr>
+          <w:rStyle w:val="NormalTok"/>
+        </w:rPr>
+        <w:t xml:space="preserve"> </w:t>
+      </w:r>
+      <w:r>
+        <w:rPr>
+          <w:rStyle w:val="DataTypeTok"/>
+        </w:rPr>
+        <w:t xml:space="preserve">\</w:t>
+      </w:r>
+      <w:r>
+        <w:br/>
+      </w:r>
+      <w:r>
+        <w:rPr>
+          <w:rStyle w:val="NormalTok"/>
+        </w:rPr>
+        <w:t xml:space="preserve">  </w:t>
+      </w:r>
+      <w:r>
+        <w:rPr>
+          <w:rStyle w:val="StringTok"/>
+        </w:rPr>
+        <w:t xml:space="preserve">"gitea admin user create --username labadmin --password labpass123 </w:t>
+      </w:r>
+      <w:r>
+        <w:rPr>
+          <w:rStyle w:val="DataTypeTok"/>
+        </w:rPr>
+        <w:t xml:space="preserve">\</w:t>
+      </w:r>
+      <w:r>
+        <w:br/>
+      </w:r>
+      <w:r>
+        <w:rPr>
+          <w:rStyle w:val="StringTok"/>
+        </w:rPr>
+        <w:t xml:space="preserve">   --email lab@example.com --admin --must-change-password=false"</w:t>
+      </w:r>
+    </w:p>
+    <w:p>
+      <w:pPr>
+        <w:pStyle w:val="BlockText"/>
+      </w:pPr>
+      <w:r>
+        <w:t xml:space="preserve">Then point the</w:t>
+      </w:r>
+      <w:r>
+        <w:t xml:space="preserve"> </w:t>
+      </w:r>
+      <w:r>
+        <w:rPr>
+          <w:rStyle w:val="VerbatimChar"/>
+        </w:rPr>
+        <w:t xml:space="preserve">GitRepository</w:t>
+      </w:r>
+      <w:r>
+        <w:t xml:space="preserve"> </w:t>
+      </w:r>
+      <w:r>
+        <w:t xml:space="preserve">at</w:t>
+      </w:r>
+      <w:r>
+        <w:t xml:space="preserve"> </w:t>
+      </w:r>
+      <w:r>
+        <w:rPr>
+          <w:rStyle w:val="VerbatimChar"/>
+        </w:rPr>
+        <w:t xml:space="preserve">http://gitea.git-server.svc.cluster.local:3000/labadmin/&lt;repo&gt;.git</w:t>
+      </w:r>
+      <w:r>
+        <w:t xml:space="preserve"> </w:t>
+      </w:r>
+      <w:r>
+        <w:t xml:space="preserve">with a</w:t>
+      </w:r>
+      <w:r>
+        <w:t xml:space="preserve"> </w:t>
+      </w:r>
+      <w:r>
+        <w:rPr>
+          <w:rStyle w:val="VerbatimChar"/>
+        </w:rPr>
+        <w:t xml:space="preserve">secretRef</w:t>
+      </w:r>
+      <w:r>
+        <w:t xml:space="preserve"> </w:t>
+      </w:r>
+      <w:r>
+        <w:t xml:space="preserve">holding those credentials. The full recipe, including pushing manifests through</w:t>
+      </w:r>
+      <w:r>
+        <w:t xml:space="preserve"> </w:t>
+      </w:r>
+      <w:r>
+        <w:t xml:space="preserve">Gitea's API, is Step 1 of</w:t>
+      </w:r>
+      <w:r>
+        <w:t xml:space="preserve"> </w:t>
+      </w:r>
+      <w:hyperlink r:id="rId19">
+        <w:r>
+          <w:rPr>
+            <w:rStyle w:val="Hyperlink"/>
+          </w:rPr>
+          <w:t xml:space="preserve">Lab 27 — Tenant Quota Governance</w:t>
+        </w:r>
+      </w:hyperlink>
+      <w:r>
+        <w:t xml:space="preserve">.</w:t>
+      </w:r>
+    </w:p>
+    <w:p>
+      <w:pPr>
+        <w:pStyle w:val="BlockText"/>
+      </w:pPr>
+      <w:r>
+        <w:t xml:space="preserve">⚠️</w:t>
+      </w:r>
+      <w:r>
+        <w:t xml:space="preserve"> </w:t>
+      </w:r>
+      <w:r>
+        <w:rPr>
+          <w:b/>
+          <w:bCs/>
+        </w:rPr>
+        <w:t xml:space="preserve">Gotcha:</w:t>
+      </w:r>
+      <w:r>
+        <w:t xml:space="preserve"> </w:t>
+      </w:r>
+      <w:r>
+        <w:t xml:space="preserve">the Gitea Pod reports</w:t>
+      </w:r>
+      <w:r>
+        <w:t xml:space="preserve"> </w:t>
+      </w:r>
+      <w:r>
+        <w:rPr>
+          <w:rStyle w:val="VerbatimChar"/>
+        </w:rPr>
+        <w:t xml:space="preserve">Running</w:t>
+      </w:r>
+      <w:r>
+        <w:t xml:space="preserve"> </w:t>
+      </w:r>
+      <w:r>
+        <w:t xml:space="preserve">well before it serves HTTP. Wait on</w:t>
+      </w:r>
+      <w:r>
+        <w:t xml:space="preserve"> </w:t>
+      </w:r>
+      <w:r>
+        <w:rPr>
+          <w:rStyle w:val="VerbatimChar"/>
+        </w:rPr>
+        <w:t xml:space="preserve">curl -sf http://localhost:3000/api/healthz</w:t>
+      </w:r>
+      <w:r>
+        <w:t xml:space="preserve"> </w:t>
+      </w:r>
+      <w:r>
+        <w:t xml:space="preserve">inside the Pod, not on the rollout, or the user</w:t>
+      </w:r>
+      <w:r>
+        <w:t xml:space="preserve"> </w:t>
+      </w:r>
+      <w:r>
+        <w:t xml:space="preserve">creation fails with a bare exit code 1.</w:t>
+      </w:r>
+    </w:p>
+    <w:p>
+      <w:pPr>
+        <w:pStyle w:val="FirstParagraph"/>
       </w:pPr>
       <w:r>
         <w:rPr>
@@ -1875,18 +2500,18 @@
           <wp:inline>
             <wp:extent cx="5943600" cy="4116751"/>
             <wp:effectExtent b="0" l="0" r="0" t="0"/>
-            <wp:docPr descr="Flux source and Kustomization both READY; podinfo delivered from Git" title="" id="19" name="Picture"/>
+            <wp:docPr descr="Flux source and Kustomization both READY; podinfo delivered from Git" title="" id="21" name="Picture"/>
             <a:graphic>
               <a:graphicData uri="http://schemas.openxmlformats.org/drawingml/2006/picture">
                 <pic:pic>
                   <pic:nvPicPr>
-                    <pic:cNvPr descr="artifacts/lab-15/screenshots/01-gitops-delivery.png" id="20" name="Picture"/>
+                    <pic:cNvPr descr="../artifacts/lab-15/screenshots/01-gitops-delivery.png" id="22" name="Picture"/>
                     <pic:cNvPicPr>
                       <a:picLocks noChangeArrowheads="1" noChangeAspect="1"/>
                     </pic:cNvPicPr>
                   </pic:nvPicPr>
                   <pic:blipFill>
-                    <a:blip r:embed="rId18"/>
+                    <a:blip r:embed="rId20"/>
                     <a:stretch>
                       <a:fillRect/>
                     </a:stretch>
@@ -1938,8 +2563,8 @@
         </w:pict>
       </w:r>
     </w:p>
-    <w:bookmarkEnd w:id="21"/>
-    <w:bookmarkStart w:id="25" w:name="Xc868764647800b1cae99374ec4e04d3aed57cb1"/>
+    <w:bookmarkEnd w:id="23"/>
+    <w:bookmarkStart w:id="27" w:name="Xc868764647800b1cae99374ec4e04d3aed57cb1"/>
     <w:p>
       <w:pPr>
         <w:pStyle w:val="Heading2"/>
@@ -2192,18 +2817,18 @@
           <wp:inline>
             <wp:extent cx="5943600" cy="4116751"/>
             <wp:effectExtent b="0" l="0" r="0" t="0"/>
-            <wp:docPr descr="Deployment deleted (NotFound), then restored by Flux on reconcile" title="" id="23" name="Picture"/>
+            <wp:docPr descr="Deployment deleted (NotFound), then restored by Flux on reconcile" title="" id="25" name="Picture"/>
             <a:graphic>
               <a:graphicData uri="http://schemas.openxmlformats.org/drawingml/2006/picture">
                 <pic:pic>
                   <pic:nvPicPr>
-                    <pic:cNvPr descr="artifacts/lab-15/screenshots/02-drift-selfheal.png" id="24" name="Picture"/>
+                    <pic:cNvPr descr="../artifacts/lab-15/screenshots/02-drift-selfheal.png" id="26" name="Picture"/>
                     <pic:cNvPicPr>
                       <a:picLocks noChangeArrowheads="1" noChangeAspect="1"/>
                     </pic:cNvPicPr>
                   </pic:nvPicPr>
                   <pic:blipFill>
-                    <a:blip r:embed="rId22"/>
+                    <a:blip r:embed="rId24"/>
                     <a:stretch>
                       <a:fillRect/>
                     </a:stretch>
@@ -2341,14 +2966,67 @@
         </w:pict>
       </w:r>
     </w:p>
-    <w:bookmarkEnd w:id="25"/>
-    <w:bookmarkStart w:id="26" w:name="step-4--clean-up"/>
+    <w:bookmarkEnd w:id="27"/>
+    <w:bookmarkStart w:id="28" w:name="X44365771936761145e849638bb9817413ec7e18"/>
     <w:p>
       <w:pPr>
         <w:pStyle w:val="Heading2"/>
       </w:pPr>
       <w:r>
-        <w:t xml:space="preserve">Step 4 — Clean up</w:t>
+        <w:t xml:space="preserve">Step 4 — Break a manifest, and read the failure</w:t>
+      </w:r>
+    </w:p>
+    <w:p>
+      <w:pPr>
+        <w:pStyle w:val="FirstParagraph"/>
+      </w:pPr>
+      <w:r>
+        <w:rPr>
+          <w:b/>
+          <w:bCs/>
+        </w:rPr>
+        <w:t xml:space="preserve">Goal:</w:t>
+      </w:r>
+      <w:r>
+        <w:t xml:space="preserve"> </w:t>
+      </w:r>
+      <w:r>
+        <w:t xml:space="preserve">find out what a bad commit actually does to a running system. The answer is reassuring, and</w:t>
+      </w:r>
+      <w:r>
+        <w:t xml:space="preserve"> </w:t>
+      </w:r>
+      <w:r>
+        <w:t xml:space="preserve">only believable once you have watched it.</w:t>
+      </w:r>
+    </w:p>
+    <w:p>
+      <w:pPr>
+        <w:pStyle w:val="BodyText"/>
+      </w:pPr>
+      <w:r>
+        <w:t xml:space="preserve">Edit the Deployment in Git so</w:t>
+      </w:r>
+      <w:r>
+        <w:t xml:space="preserve"> </w:t>
+      </w:r>
+      <w:r>
+        <w:rPr>
+          <w:rStyle w:val="VerbatimChar"/>
+        </w:rPr>
+        <w:t xml:space="preserve">replicas</w:t>
+      </w:r>
+      <w:r>
+        <w:t xml:space="preserve"> </w:t>
+      </w:r>
+      <w:r>
+        <w:t xml:space="preserve">is a word instead of a number — the kind of thing a hand-</w:t>
+      </w:r>
+      <w:r>
+        <w:t xml:space="preserve"> </w:t>
+      </w:r>
+      <w:r>
+        <w:t xml:space="preserve">edit produces at 17:55 on a Friday:</w:t>
       </w:r>
     </w:p>
     <w:p>
@@ -2357,42 +3035,615 @@
       </w:pPr>
       <w:r>
         <w:rPr>
+          <w:rStyle w:val="FunctionTok"/>
+        </w:rPr>
+        <w:t xml:space="preserve">spec</w:t>
+      </w:r>
+      <w:r>
+        <w:rPr>
+          <w:rStyle w:val="KeywordTok"/>
+        </w:rPr>
+        <w:t xml:space="preserve">:</w:t>
+      </w:r>
+      <w:r>
+        <w:br/>
+      </w:r>
+      <w:r>
+        <w:rPr>
+          <w:rStyle w:val="AttributeTok"/>
+        </w:rPr>
+        <w:t xml:space="preserve">  </w:t>
+      </w:r>
+      <w:r>
+        <w:rPr>
+          <w:rStyle w:val="FunctionTok"/>
+        </w:rPr>
+        <w:t xml:space="preserve">replicas</w:t>
+      </w:r>
+      <w:r>
+        <w:rPr>
+          <w:rStyle w:val="KeywordTok"/>
+        </w:rPr>
+        <w:t xml:space="preserve">:</w:t>
+      </w:r>
+      <w:r>
+        <w:rPr>
+          <w:rStyle w:val="AttributeTok"/>
+        </w:rPr>
+        <w:t xml:space="preserve"> two</w:t>
+      </w:r>
+      <w:r>
+        <w:rPr>
+          <w:rStyle w:val="CommentTok"/>
+        </w:rPr>
+        <w:t xml:space="preserve">      # was: 2</w:t>
+      </w:r>
+    </w:p>
+    <w:p>
+      <w:pPr>
+        <w:pStyle w:val="FirstParagraph"/>
+      </w:pPr>
+      <w:r>
+        <w:t xml:space="preserve">Commit it, then ask Flux:</w:t>
+      </w:r>
+    </w:p>
+    <w:p>
+      <w:pPr>
+        <w:pStyle w:val="SourceCode"/>
+      </w:pPr>
+      <w:r>
+        <w:rPr>
           <w:rStyle w:val="ExtensionTok"/>
         </w:rPr>
+        <w:t xml:space="preserve">flux</w:t>
+      </w:r>
+      <w:r>
+        <w:rPr>
+          <w:rStyle w:val="NormalTok"/>
+        </w:rPr>
+        <w:t xml:space="preserve"> reconcile kustomization shop-config </w:t>
+      </w:r>
+      <w:r>
+        <w:rPr>
+          <w:rStyle w:val="AttributeTok"/>
+        </w:rPr>
+        <w:t xml:space="preserve">--with-source</w:t>
+      </w:r>
+      <w:r>
+        <w:br/>
+      </w:r>
+      <w:r>
+        <w:rPr>
+          <w:rStyle w:val="ExtensionTok"/>
+        </w:rPr>
+        <w:t xml:space="preserve">flux</w:t>
+      </w:r>
+      <w:r>
+        <w:rPr>
+          <w:rStyle w:val="NormalTok"/>
+        </w:rPr>
+        <w:t xml:space="preserve"> get kustomizations</w:t>
+      </w:r>
+    </w:p>
+    <w:p>
+      <w:pPr>
+        <w:pStyle w:val="FirstParagraph"/>
+      </w:pPr>
+      <w:r>
+        <w:rPr>
+          <w:b/>
+          <w:bCs/>
+        </w:rPr>
+        <w:t xml:space="preserve">What you should see —</w:t>
+      </w:r>
+      <w:r>
+        <w:rPr>
+          <w:b/>
+          <w:bCs/>
+        </w:rPr>
+        <w:t xml:space="preserve"> </w:t>
+      </w:r>
+      <w:r>
+        <w:rPr>
+          <w:rStyle w:val="VerbatimChar"/>
+          <w:b/>
+          <w:bCs/>
+        </w:rPr>
+        <w:t xml:space="preserve">READY</w:t>
+      </w:r>
+      <w:r>
+        <w:rPr>
+          <w:b/>
+          <w:bCs/>
+        </w:rPr>
+        <w:t xml:space="preserve"> </w:t>
+      </w:r>
+      <w:r>
+        <w:rPr>
+          <w:b/>
+          <w:bCs/>
+        </w:rPr>
+        <w:t xml:space="preserve">flips to</w:t>
+      </w:r>
+      <w:r>
+        <w:rPr>
+          <w:b/>
+          <w:bCs/>
+        </w:rPr>
+        <w:t xml:space="preserve"> </w:t>
+      </w:r>
+      <w:r>
+        <w:rPr>
+          <w:rStyle w:val="VerbatimChar"/>
+          <w:b/>
+          <w:bCs/>
+        </w:rPr>
+        <w:t xml:space="preserve">False</w:t>
+      </w:r>
+      <w:r>
+        <w:rPr>
+          <w:b/>
+          <w:bCs/>
+        </w:rPr>
+        <w:t xml:space="preserve"> </w:t>
+      </w:r>
+      <w:r>
+        <w:rPr>
+          <w:b/>
+          <w:bCs/>
+        </w:rPr>
+        <w:t xml:space="preserve">with the exact reason:</w:t>
+      </w:r>
+    </w:p>
+    <w:p>
+      <w:pPr>
+        <w:pStyle w:val="SourceCode"/>
+      </w:pPr>
+      <w:r>
+        <w:rPr>
+          <w:rStyle w:val="VerbatimChar"/>
+        </w:rPr>
+        <w:t xml:space="preserve">NAME         REVISION            READY   MESSAGE</w:t>
+      </w:r>
+      <w:r>
+        <w:br/>
+      </w:r>
+      <w:r>
+        <w:rPr>
+          <w:rStyle w:val="VerbatimChar"/>
+        </w:rPr>
+        <w:t xml:space="preserve">shop-config  main@sha1:12cb3b31  False   Deployment/shop/storefront dry-run failed:</w:t>
+      </w:r>
+      <w:r>
+        <w:br/>
+      </w:r>
+      <w:r>
+        <w:rPr>
+          <w:rStyle w:val="VerbatimChar"/>
+        </w:rPr>
+        <w:t xml:space="preserve">                                         failed to create typed patch object</w:t>
+      </w:r>
+      <w:r>
+        <w:br/>
+      </w:r>
+      <w:r>
+        <w:rPr>
+          <w:rStyle w:val="VerbatimChar"/>
+        </w:rPr>
+        <w:t xml:space="preserve">                                         (shop/storefront; apps/v1, Kind=Deployment):</w:t>
+      </w:r>
+      <w:r>
+        <w:br/>
+      </w:r>
+      <w:r>
+        <w:rPr>
+          <w:rStyle w:val="VerbatimChar"/>
+        </w:rPr>
+        <w:t xml:space="preserve">                                         .spec.replicas: expected numeric (int or float), got string</w:t>
+      </w:r>
+    </w:p>
+    <w:p>
+      <w:pPr>
+        <w:pStyle w:val="FirstParagraph"/>
+      </w:pPr>
+      <w:r>
+        <w:t xml:space="preserve">The same message is on the resource, which is where you'd read it in a pipeline:</w:t>
+      </w:r>
+    </w:p>
+    <w:p>
+      <w:pPr>
+        <w:pStyle w:val="SourceCode"/>
+      </w:pPr>
+      <w:r>
+        <w:rPr>
+          <w:rStyle w:val="ExtensionTok"/>
+        </w:rPr>
         <w:t xml:space="preserve">kubectl</w:t>
       </w:r>
       <w:r>
         <w:rPr>
           <w:rStyle w:val="NormalTok"/>
         </w:rPr>
-        <w:t xml:space="preserve"> delete namespace podinfo </w:t>
+        <w:t xml:space="preserve"> </w:t>
       </w:r>
       <w:r>
         <w:rPr>
           <w:rStyle w:val="AttributeTok"/>
         </w:rPr>
-        <w:t xml:space="preserve">--ignore-not-found</w:t>
+        <w:t xml:space="preserve">-n</w:t>
+      </w:r>
+      <w:r>
+        <w:rPr>
+          <w:rStyle w:val="NormalTok"/>
+        </w:rPr>
+        <w:t xml:space="preserve"> flux-system get kustomization shop-config </w:t>
+      </w:r>
+      <w:r>
+        <w:rPr>
+          <w:rStyle w:val="DataTypeTok"/>
+        </w:rPr>
+        <w:t xml:space="preserve">\</w:t>
       </w:r>
       <w:r>
         <w:br/>
       </w:r>
       <w:r>
         <w:rPr>
+          <w:rStyle w:val="NormalTok"/>
+        </w:rPr>
+        <w:t xml:space="preserve">  </w:t>
+      </w:r>
+      <w:r>
+        <w:rPr>
+          <w:rStyle w:val="AttributeTok"/>
+        </w:rPr>
+        <w:t xml:space="preserve">-o</w:t>
+      </w:r>
+      <w:r>
+        <w:rPr>
+          <w:rStyle w:val="NormalTok"/>
+        </w:rPr>
+        <w:t xml:space="preserve"> jsonpath=</w:t>
+      </w:r>
+      <w:r>
+        <w:rPr>
+          <w:rStyle w:val="StringTok"/>
+        </w:rPr>
+        <w:t xml:space="preserve">'{.status.conditions[?(@.type=="Ready")].message}'</w:t>
+      </w:r>
+    </w:p>
+    <w:p>
+      <w:pPr>
+        <w:pStyle w:val="FirstParagraph"/>
+      </w:pPr>
+      <w:r>
+        <w:rPr>
+          <w:b/>
+          <w:bCs/>
+        </w:rPr>
+        <w:t xml:space="preserve">Now check what is actually running:</w:t>
+      </w:r>
+    </w:p>
+    <w:p>
+      <w:pPr>
+        <w:pStyle w:val="SourceCode"/>
+      </w:pPr>
+      <w:r>
+        <w:rPr>
           <w:rStyle w:val="ExtensionTok"/>
         </w:rPr>
+        <w:t xml:space="preserve">kubectl</w:t>
+      </w:r>
+      <w:r>
+        <w:rPr>
+          <w:rStyle w:val="NormalTok"/>
+        </w:rPr>
+        <w:t xml:space="preserve"> </w:t>
+      </w:r>
+      <w:r>
+        <w:rPr>
+          <w:rStyle w:val="AttributeTok"/>
+        </w:rPr>
+        <w:t xml:space="preserve">-n</w:t>
+      </w:r>
+      <w:r>
+        <w:rPr>
+          <w:rStyle w:val="NormalTok"/>
+        </w:rPr>
+        <w:t xml:space="preserve"> shop get deploy storefront</w:t>
+      </w:r>
+    </w:p>
+    <w:p>
+      <w:pPr>
+        <w:pStyle w:val="SourceCode"/>
+      </w:pPr>
+      <w:r>
+        <w:rPr>
+          <w:rStyle w:val="VerbatimChar"/>
+        </w:rPr>
+        <w:t xml:space="preserve">NAME         READY   UP-TO-DATE   AVAILABLE   AGE</w:t>
+      </w:r>
+      <w:r>
+        <w:br/>
+      </w:r>
+      <w:r>
+        <w:rPr>
+          <w:rStyle w:val="VerbatimChar"/>
+        </w:rPr>
+        <w:t xml:space="preserve">storefront   2/2     2            2           5m15s</w:t>
+      </w:r>
+    </w:p>
+    <w:p>
+      <w:pPr>
+        <w:pStyle w:val="FirstParagraph"/>
+      </w:pPr>
+      <w:r>
+        <w:rPr>
+          <w:b/>
+          <w:bCs/>
+        </w:rPr>
+        <w:t xml:space="preserve">Untouched.</w:t>
+      </w:r>
+      <w:r>
+        <w:t xml:space="preserve"> </w:t>
+      </w:r>
+      <w:r>
+        <w:t xml:space="preserve">Five minutes old, still serving. The bad commit never reached the cluster.</w:t>
+      </w:r>
+    </w:p>
+    <w:p>
+      <w:pPr>
+        <w:pStyle w:val="BodyText"/>
+      </w:pPr>
+      <w:r>
+        <w:rPr>
+          <w:b/>
+          <w:bCs/>
+        </w:rPr>
+        <w:t xml:space="preserve">Why — and this is the whole point of the step:</w:t>
+      </w:r>
+    </w:p>
+    <w:p>
+      <w:pPr>
+        <w:pStyle w:val="SourceCode"/>
+      </w:pPr>
+      <w:r>
+        <w:rPr>
+          <w:rStyle w:val="ExtensionTok"/>
+        </w:rPr>
+        <w:t xml:space="preserve">kubectl</w:t>
+      </w:r>
+      <w:r>
+        <w:rPr>
+          <w:rStyle w:val="NormalTok"/>
+        </w:rPr>
+        <w:t xml:space="preserve"> </w:t>
+      </w:r>
+      <w:r>
+        <w:rPr>
+          <w:rStyle w:val="AttributeTok"/>
+        </w:rPr>
+        <w:t xml:space="preserve">-n</w:t>
+      </w:r>
+      <w:r>
+        <w:rPr>
+          <w:rStyle w:val="NormalTok"/>
+        </w:rPr>
+        <w:t xml:space="preserve"> flux-system get kustomization shop-config </w:t>
+      </w:r>
+      <w:r>
+        <w:rPr>
+          <w:rStyle w:val="DataTypeTok"/>
+        </w:rPr>
+        <w:t xml:space="preserve">\</w:t>
+      </w:r>
+      <w:r>
+        <w:br/>
+      </w:r>
+      <w:r>
+        <w:rPr>
+          <w:rStyle w:val="NormalTok"/>
+        </w:rPr>
+        <w:t xml:space="preserve">  </w:t>
+      </w:r>
+      <w:r>
+        <w:rPr>
+          <w:rStyle w:val="AttributeTok"/>
+        </w:rPr>
+        <w:t xml:space="preserve">-o</w:t>
+      </w:r>
+      <w:r>
+        <w:rPr>
+          <w:rStyle w:val="NormalTok"/>
+        </w:rPr>
+        <w:t xml:space="preserve"> jsonpath=</w:t>
+      </w:r>
+      <w:r>
+        <w:rPr>
+          <w:rStyle w:val="StringTok"/>
+        </w:rPr>
+        <w:t xml:space="preserve">'lastApplied={.status.lastAppliedRevision}{"\n"}lastAttempted={.status.lastAttemptedRevision}'</w:t>
+      </w:r>
+    </w:p>
+    <w:p>
+      <w:pPr>
+        <w:pStyle w:val="SourceCode"/>
+      </w:pPr>
+      <w:r>
+        <w:rPr>
+          <w:rStyle w:val="VerbatimChar"/>
+        </w:rPr>
+        <w:t xml:space="preserve">lastApplied   = main@sha1:12cb3b31...   ← the last revision that worked</w:t>
+      </w:r>
+      <w:r>
+        <w:br/>
+      </w:r>
+      <w:r>
+        <w:rPr>
+          <w:rStyle w:val="VerbatimChar"/>
+        </w:rPr>
+        <w:t xml:space="preserve">lastAttempted = main@sha1:63db2b0c...   ← the one that is failing</w:t>
+      </w:r>
+    </w:p>
+    <w:p>
+      <w:pPr>
+        <w:pStyle w:val="FirstParagraph"/>
+      </w:pPr>
+      <w:r>
+        <w:rPr>
+          <w:b/>
+          <w:bCs/>
+        </w:rPr>
+        <w:t xml:space="preserve">Flux dry-runs every change before applying it.</w:t>
+      </w:r>
+      <w:r>
+        <w:t xml:space="preserve"> </w:t>
+      </w:r>
+      <w:r>
+        <w:t xml:space="preserve">When the dry-run fails it refuses the whole</w:t>
+      </w:r>
+      <w:r>
+        <w:t xml:space="preserve"> </w:t>
+      </w:r>
+      <w:r>
+        <w:t xml:space="preserve">revision and keeps serving the last good one — and it records both, so "what is live?" and "what is</w:t>
+      </w:r>
+      <w:r>
+        <w:t xml:space="preserve"> </w:t>
+      </w:r>
+      <w:r>
+        <w:t xml:space="preserve">Git asking for?" are two separate, readable fields.</w:t>
+      </w:r>
+    </w:p>
+    <w:p>
+      <w:pPr>
+        <w:pStyle w:val="BlockText"/>
+      </w:pPr>
+      <w:r>
+        <w:t xml:space="preserve">⚠️</w:t>
+      </w:r>
+      <w:r>
+        <w:t xml:space="preserve"> </w:t>
+      </w:r>
+      <w:r>
+        <w:rPr>
+          <w:b/>
+          <w:bCs/>
+        </w:rPr>
+        <w:t xml:space="preserve">Gotcha —</w:t>
+      </w:r>
+      <w:r>
+        <w:rPr>
+          <w:b/>
+          <w:bCs/>
+        </w:rPr>
+        <w:t xml:space="preserve"> </w:t>
+      </w:r>
+      <w:r>
+        <w:rPr>
+          <w:rStyle w:val="VerbatimChar"/>
+          <w:b/>
+          <w:bCs/>
+        </w:rPr>
+        <w:t xml:space="preserve">flux reconcile</w:t>
+      </w:r>
+      <w:r>
+        <w:rPr>
+          <w:b/>
+          <w:bCs/>
+        </w:rPr>
+        <w:t xml:space="preserve"> </w:t>
+      </w:r>
+      <w:r>
+        <w:rPr>
+          <w:b/>
+          <w:bCs/>
+        </w:rPr>
+        <w:t xml:space="preserve">exits non-zero with</w:t>
+      </w:r>
+      <w:r>
+        <w:rPr>
+          <w:b/>
+          <w:bCs/>
+        </w:rPr>
+        <w:t xml:space="preserve"> </w:t>
+      </w:r>
+      <w:r>
+        <w:rPr>
+          <w:rStyle w:val="VerbatimChar"/>
+          <w:b/>
+          <w:bCs/>
+        </w:rPr>
+        <w:t xml:space="preserve">context deadline exceeded</w:t>
+      </w:r>
+      <w:r>
+        <w:rPr>
+          <w:b/>
+          <w:bCs/>
+        </w:rPr>
+        <w:t xml:space="preserve">.</w:t>
+      </w:r>
+      <w:r>
+        <w:t xml:space="preserve"> </w:t>
+      </w:r>
+      <w:r>
+        <w:t xml:space="preserve">That is the CLI</w:t>
+      </w:r>
+      <w:r>
+        <w:t xml:space="preserve"> </w:t>
+      </w:r>
+      <w:r>
+        <w:t xml:space="preserve">giving up waiting for a reconciliation that will never succeed, not a timeout in the cluster. The</w:t>
+      </w:r>
+      <w:r>
+        <w:t xml:space="preserve"> </w:t>
+      </w:r>
+      <w:r>
+        <w:t xml:space="preserve">real error is in the Ready condition; go there rather than re-running the command.</w:t>
+      </w:r>
+    </w:p>
+    <w:p>
+      <w:pPr>
+        <w:pStyle w:val="FirstParagraph"/>
+      </w:pPr>
+      <w:r>
+        <w:rPr>
+          <w:b/>
+          <w:bCs/>
+        </w:rPr>
+        <w:t xml:space="preserve">Fix it and watch it recover:</w:t>
+      </w:r>
+    </w:p>
+    <w:p>
+      <w:pPr>
+        <w:pStyle w:val="SourceCode"/>
+      </w:pPr>
+      <w:r>
+        <w:rPr>
+          <w:rStyle w:val="CommentTok"/>
+        </w:rPr>
+        <w:t xml:space="preserve"># set replicas back to a number, commit, then:</w:t>
+      </w:r>
+      <w:r>
+        <w:br/>
+      </w:r>
+      <w:r>
+        <w:rPr>
+          <w:rStyle w:val="ExtensionTok"/>
+        </w:rPr>
         <w:t xml:space="preserve">flux</w:t>
       </w:r>
       <w:r>
         <w:rPr>
           <w:rStyle w:val="NormalTok"/>
         </w:rPr>
-        <w:t xml:space="preserve"> delete source git podinfo </w:t>
+        <w:t xml:space="preserve"> reconcile kustomization shop-config </w:t>
       </w:r>
       <w:r>
         <w:rPr>
           <w:rStyle w:val="AttributeTok"/>
         </w:rPr>
-        <w:t xml:space="preserve">--silent</w:t>
+        <w:t xml:space="preserve">--with-source</w:t>
       </w:r>
       <w:r>
         <w:br/>
@@ -2407,31 +3658,83 @@
         <w:rPr>
           <w:rStyle w:val="NormalTok"/>
         </w:rPr>
-        <w:t xml:space="preserve"> delete kustomization podinfo </w:t>
-      </w:r>
-      <w:r>
-        <w:rPr>
-          <w:rStyle w:val="AttributeTok"/>
-        </w:rPr>
-        <w:t xml:space="preserve">--silent</w:t>
+        <w:t xml:space="preserve"> get kustomizations</w:t>
+      </w:r>
+    </w:p>
+    <w:p>
+      <w:pPr>
+        <w:pStyle w:val="SourceCode"/>
+      </w:pPr>
+      <w:r>
+        <w:rPr>
+          <w:rStyle w:val="VerbatimChar"/>
+        </w:rPr>
+        <w:t xml:space="preserve">shop-config  main@sha1:3aacd02d  True   Applied revision: main@sha1:3aacd02d</w:t>
       </w:r>
       <w:r>
         <w:br/>
       </w:r>
       <w:r>
         <w:rPr>
-          <w:rStyle w:val="CommentTok"/>
-        </w:rPr>
-        <w:t xml:space="preserve"># to remove Flux itself:</w:t>
+          <w:rStyle w:val="VerbatimChar"/>
+        </w:rPr>
+        <w:t xml:space="preserve">storefront   4/4     4     4</w:t>
       </w:r>
       <w:r>
         <w:br/>
       </w:r>
       <w:r>
         <w:rPr>
-          <w:rStyle w:val="CommentTok"/>
-        </w:rPr>
-        <w:t xml:space="preserve"># flux uninstall --silent</w:t>
+          <w:rStyle w:val="VerbatimChar"/>
+        </w:rPr>
+        <w:t xml:space="preserve">lastApplied = lastAttempted = main@sha1:3aacd02d</w:t>
+      </w:r>
+    </w:p>
+    <w:p>
+      <w:pPr>
+        <w:pStyle w:val="FirstParagraph"/>
+      </w:pPr>
+      <w:r>
+        <w:t xml:space="preserve">The two revision fields converging is your signal that Git and the cluster agree again.</w:t>
+      </w:r>
+    </w:p>
+    <w:p>
+      <w:pPr>
+        <w:pStyle w:val="BlockText"/>
+      </w:pPr>
+      <w:r>
+        <w:rPr>
+          <w:b/>
+          <w:bCs/>
+        </w:rPr>
+        <w:t xml:space="preserve">What this changes about rollback.</w:t>
+      </w:r>
+      <w:r>
+        <w:t xml:space="preserve"> </w:t>
+      </w:r>
+      <w:r>
+        <w:t xml:space="preserve">You do not roll back the cluster — you revert the commit.</w:t>
+      </w:r>
+      <w:r>
+        <w:t xml:space="preserve"> </w:t>
+      </w:r>
+      <w:r>
+        <w:t xml:space="preserve">The cluster was never in the bad state to begin with, which is why a GitOps rollback is a</w:t>
+      </w:r>
+      <w:r>
+        <w:t xml:space="preserve"> </w:t>
+      </w:r>
+      <w:r>
+        <w:rPr>
+          <w:rStyle w:val="VerbatimChar"/>
+        </w:rPr>
+        <w:t xml:space="preserve">git revert</w:t>
+      </w:r>
+      <w:r>
+        <w:t xml:space="preserve"> </w:t>
+      </w:r>
+      <w:r>
+        <w:t xml:space="preserve">and a reconcile rather than a recovery operation.</w:t>
       </w:r>
     </w:p>
     <w:p>
@@ -2441,8 +3744,108 @@
         </w:pict>
       </w:r>
     </w:p>
-    <w:bookmarkEnd w:id="26"/>
-    <w:bookmarkStart w:id="27" w:name="what-you-learned"/>
+    <w:bookmarkEnd w:id="28"/>
+    <w:bookmarkStart w:id="29" w:name="step-5--clean-up"/>
+    <w:p>
+      <w:pPr>
+        <w:pStyle w:val="Heading2"/>
+      </w:pPr>
+      <w:r>
+        <w:t xml:space="preserve">Step 5 — Clean up</w:t>
+      </w:r>
+    </w:p>
+    <w:p>
+      <w:pPr>
+        <w:pStyle w:val="SourceCode"/>
+      </w:pPr>
+      <w:r>
+        <w:rPr>
+          <w:rStyle w:val="ExtensionTok"/>
+        </w:rPr>
+        <w:t xml:space="preserve">kubectl</w:t>
+      </w:r>
+      <w:r>
+        <w:rPr>
+          <w:rStyle w:val="NormalTok"/>
+        </w:rPr>
+        <w:t xml:space="preserve"> delete namespace podinfo </w:t>
+      </w:r>
+      <w:r>
+        <w:rPr>
+          <w:rStyle w:val="AttributeTok"/>
+        </w:rPr>
+        <w:t xml:space="preserve">--ignore-not-found</w:t>
+      </w:r>
+      <w:r>
+        <w:br/>
+      </w:r>
+      <w:r>
+        <w:rPr>
+          <w:rStyle w:val="ExtensionTok"/>
+        </w:rPr>
+        <w:t xml:space="preserve">flux</w:t>
+      </w:r>
+      <w:r>
+        <w:rPr>
+          <w:rStyle w:val="NormalTok"/>
+        </w:rPr>
+        <w:t xml:space="preserve"> delete source git podinfo </w:t>
+      </w:r>
+      <w:r>
+        <w:rPr>
+          <w:rStyle w:val="AttributeTok"/>
+        </w:rPr>
+        <w:t xml:space="preserve">--silent</w:t>
+      </w:r>
+      <w:r>
+        <w:br/>
+      </w:r>
+      <w:r>
+        <w:rPr>
+          <w:rStyle w:val="ExtensionTok"/>
+        </w:rPr>
+        <w:t xml:space="preserve">flux</w:t>
+      </w:r>
+      <w:r>
+        <w:rPr>
+          <w:rStyle w:val="NormalTok"/>
+        </w:rPr>
+        <w:t xml:space="preserve"> delete kustomization podinfo </w:t>
+      </w:r>
+      <w:r>
+        <w:rPr>
+          <w:rStyle w:val="AttributeTok"/>
+        </w:rPr>
+        <w:t xml:space="preserve">--silent</w:t>
+      </w:r>
+      <w:r>
+        <w:br/>
+      </w:r>
+      <w:r>
+        <w:rPr>
+          <w:rStyle w:val="CommentTok"/>
+        </w:rPr>
+        <w:t xml:space="preserve"># to remove Flux itself:</w:t>
+      </w:r>
+      <w:r>
+        <w:br/>
+      </w:r>
+      <w:r>
+        <w:rPr>
+          <w:rStyle w:val="CommentTok"/>
+        </w:rPr>
+        <w:t xml:space="preserve"># flux uninstall --silent</w:t>
+      </w:r>
+    </w:p>
+    <w:p>
+      <w:r>
+        <w:pict>
+          <v:rect style="width:0;height:1.5pt" o:hralign="center" o:hrstd="t" o:hr="t"/>
+        </w:pict>
+      </w:r>
+    </w:p>
+    <w:bookmarkEnd w:id="29"/>
+    <w:bookmarkStart w:id="30" w:name="what-you-learned"/>
     <w:p>
       <w:pPr>
         <w:pStyle w:val="Heading2"/>
@@ -2721,9 +4124,236 @@
           </w:p>
         </w:tc>
       </w:tr>
+      <w:tr>
+        <w:tc>
+          <w:tcPr/>
+          <w:p>
+            <w:pPr>
+              <w:pStyle w:val="Compact"/>
+            </w:pPr>
+            <w:r>
+              <w:t xml:space="preserve">Flux runs from a Git server inside the cluster, with no internet</w:t>
+            </w:r>
+          </w:p>
+        </w:tc>
+        <w:tc>
+          <w:tcPr/>
+          <w:p>
+            <w:pPr>
+              <w:pStyle w:val="Compact"/>
+            </w:pPr>
+            <w:r>
+              <w:t xml:space="preserve">2</w:t>
+            </w:r>
+          </w:p>
+        </w:tc>
+        <w:tc>
+          <w:tcPr/>
+          <w:p>
+            <w:pPr>
+              <w:pStyle w:val="Compact"/>
+            </w:pPr>
+            <w:r>
+              <w:t xml:space="preserve">source URL is a</w:t>
+            </w:r>
+            <w:r>
+              <w:t xml:space="preserve"> </w:t>
+            </w:r>
+            <w:r>
+              <w:rPr>
+                <w:rStyle w:val="VerbatimChar"/>
+              </w:rPr>
+              <w:t xml:space="preserve">.svc.cluster.local</w:t>
+            </w:r>
+            <w:r>
+              <w:t xml:space="preserve"> </w:t>
+            </w:r>
+            <w:r>
+              <w:t xml:space="preserve">address</w:t>
+            </w:r>
+          </w:p>
+        </w:tc>
+      </w:tr>
+      <w:tr>
+        <w:tc>
+          <w:tcPr/>
+          <w:p>
+            <w:pPr>
+              <w:pStyle w:val="Compact"/>
+            </w:pPr>
+            <w:r>
+              <w:t xml:space="preserve">A bad commit is refused at dry-run, not applied</w:t>
+            </w:r>
+          </w:p>
+        </w:tc>
+        <w:tc>
+          <w:tcPr/>
+          <w:p>
+            <w:pPr>
+              <w:pStyle w:val="Compact"/>
+            </w:pPr>
+            <w:r>
+              <w:t xml:space="preserve">4</w:t>
+            </w:r>
+          </w:p>
+        </w:tc>
+        <w:tc>
+          <w:tcPr/>
+          <w:p>
+            <w:pPr>
+              <w:pStyle w:val="Compact"/>
+            </w:pPr>
+            <w:r>
+              <w:rPr>
+                <w:rStyle w:val="VerbatimChar"/>
+              </w:rPr>
+              <w:t xml:space="preserve">READY=False</w:t>
+            </w:r>
+            <w:r>
+              <w:t xml:space="preserve">,</w:t>
+            </w:r>
+            <w:r>
+              <w:t xml:space="preserve"> </w:t>
+            </w:r>
+            <w:r>
+              <w:rPr>
+                <w:rStyle w:val="VerbatimChar"/>
+              </w:rPr>
+              <w:t xml:space="preserve">.spec.replicas: expected numeric … got string</w:t>
+            </w:r>
+          </w:p>
+        </w:tc>
+      </w:tr>
+      <w:tr>
+        <w:tc>
+          <w:tcPr/>
+          <w:p>
+            <w:pPr>
+              <w:pStyle w:val="Compact"/>
+            </w:pPr>
+            <w:r>
+              <w:t xml:space="preserve">The running workload is untouched by a failed revision</w:t>
+            </w:r>
+          </w:p>
+        </w:tc>
+        <w:tc>
+          <w:tcPr/>
+          <w:p>
+            <w:pPr>
+              <w:pStyle w:val="Compact"/>
+            </w:pPr>
+            <w:r>
+              <w:t xml:space="preserve">4</w:t>
+            </w:r>
+          </w:p>
+        </w:tc>
+        <w:tc>
+          <w:tcPr/>
+          <w:p>
+            <w:pPr>
+              <w:pStyle w:val="Compact"/>
+            </w:pPr>
+            <w:r>
+              <w:rPr>
+                <w:rStyle w:val="VerbatimChar"/>
+              </w:rPr>
+              <w:t xml:space="preserve">storefront 2/2</w:t>
+            </w:r>
+            <w:r>
+              <w:t xml:space="preserve"> </w:t>
+            </w:r>
+            <w:r>
+              <w:t xml:space="preserve">still serving, 5m15s old</w:t>
+            </w:r>
+          </w:p>
+        </w:tc>
+      </w:tr>
+      <w:tr>
+        <w:tc>
+          <w:tcPr/>
+          <w:p>
+            <w:pPr>
+              <w:pStyle w:val="Compact"/>
+            </w:pPr>
+            <w:r>
+              <w:rPr>
+                <w:rStyle w:val="VerbatimChar"/>
+              </w:rPr>
+              <w:t xml:space="preserve">lastApplied</w:t>
+            </w:r>
+            <w:r>
+              <w:t xml:space="preserve"> </w:t>
+            </w:r>
+            <w:r>
+              <w:t xml:space="preserve">vs</w:t>
+            </w:r>
+            <w:r>
+              <w:t xml:space="preserve"> </w:t>
+            </w:r>
+            <w:r>
+              <w:rPr>
+                <w:rStyle w:val="VerbatimChar"/>
+              </w:rPr>
+              <w:t xml:space="preserve">lastAttempted</w:t>
+            </w:r>
+            <w:r>
+              <w:t xml:space="preserve"> </w:t>
+            </w:r>
+            <w:r>
+              <w:t xml:space="preserve">tells you live-vs-wanted</w:t>
+            </w:r>
+          </w:p>
+        </w:tc>
+        <w:tc>
+          <w:tcPr/>
+          <w:p>
+            <w:pPr>
+              <w:pStyle w:val="Compact"/>
+            </w:pPr>
+            <w:r>
+              <w:t xml:space="preserve">4</w:t>
+            </w:r>
+          </w:p>
+        </w:tc>
+        <w:tc>
+          <w:tcPr/>
+          <w:p>
+            <w:pPr>
+              <w:pStyle w:val="Compact"/>
+            </w:pPr>
+            <w:r>
+              <w:rPr>
+                <w:rStyle w:val="VerbatimChar"/>
+              </w:rPr>
+              <w:t xml:space="preserve">12cb3b31</w:t>
+            </w:r>
+            <w:r>
+              <w:t xml:space="preserve"> </w:t>
+            </w:r>
+            <w:r>
+              <w:t xml:space="preserve">applied while</w:t>
+            </w:r>
+            <w:r>
+              <w:t xml:space="preserve"> </w:t>
+            </w:r>
+            <w:r>
+              <w:rPr>
+                <w:rStyle w:val="VerbatimChar"/>
+              </w:rPr>
+              <w:t xml:space="preserve">63db2b0c</w:t>
+            </w:r>
+            <w:r>
+              <w:t xml:space="preserve"> </w:t>
+            </w:r>
+            <w:r>
+              <w:t xml:space="preserve">kept failing</w:t>
+            </w:r>
+          </w:p>
+        </w:tc>
+      </w:tr>
     </w:tbl>
-    <w:bookmarkEnd w:id="27"/>
-    <w:bookmarkStart w:id="31" w:name="evidence"/>
+    <w:bookmarkEnd w:id="30"/>
+    <w:bookmarkStart w:id="36" w:name="evidence"/>
     <w:p>
       <w:pPr>
         <w:pStyle w:val="Heading2"/>
@@ -2737,12 +4367,52 @@
         <w:pStyle w:val="FirstParagraph"/>
       </w:pPr>
       <w:r>
+        <w:t xml:space="preserve">A transcript of the local-Git-server path and the broken-manifest diagnosis is in</w:t>
+      </w:r>
+      <w:r>
+        <w:t xml:space="preserve"> </w:t>
+      </w:r>
+      <w:hyperlink r:id="rId31">
+        <w:r>
+          <w:rPr>
+            <w:rStyle w:val="VerbatimChar"/>
+          </w:rPr>
+          <w:t xml:space="preserve">artifacts/lab-15/evidence/lab-15-local-git-and-broken-manifest.txt</w:t>
+        </w:r>
+      </w:hyperlink>
+      <w:r>
+        <w:t xml:space="preserve"> </w:t>
+      </w:r>
+      <w:r>
+        <w:t xml:space="preserve">— captured 2026-09-25 on Kubernetes 1.37.0 with Flux 2.9.5 and an in-cluster Gitea, covering every</w:t>
+      </w:r>
+      <w:r>
+        <w:t xml:space="preserve"> </w:t>
+      </w:r>
+      <w:r>
+        <w:t xml:space="preserve">output quoted in Steps 2 and 4.</w:t>
+      </w:r>
+    </w:p>
+    <w:bookmarkStart w:id="35" w:name="original-gke-evidence"/>
+    <w:p>
+      <w:pPr>
+        <w:pStyle w:val="Heading3"/>
+      </w:pPr>
+      <w:r>
+        <w:t xml:space="preserve">Original GKE evidence</w:t>
+      </w:r>
+    </w:p>
+    <w:p>
+      <w:pPr>
+        <w:pStyle w:val="FirstParagraph"/>
+      </w:pPr>
+      <w:r>
         <w:t xml:space="preserve">Real screenshots for this lab are in</w:t>
       </w:r>
       <w:r>
         <w:t xml:space="preserve"> </w:t>
       </w:r>
-      <w:hyperlink r:id="rId28">
+      <w:hyperlink r:id="rId32">
         <w:r>
           <w:rPr>
             <w:rStyle w:val="VerbatimChar"/>
@@ -2759,7 +4429,7 @@
       <w:r>
         <w:t xml:space="preserve"> </w:t>
       </w:r>
-      <w:hyperlink r:id="rId29">
+      <w:hyperlink r:id="rId33">
         <w:r>
           <w:rPr>
             <w:rStyle w:val="VerbatimChar"/>
@@ -2799,7 +4469,7 @@
       <w:r>
         <w:t xml:space="preserve"> </w:t>
       </w:r>
-      <w:hyperlink r:id="rId30">
+      <w:hyperlink r:id="rId34">
         <w:r>
           <w:rPr>
             <w:rStyle w:val="Hyperlink"/>
@@ -2808,7 +4478,8 @@
         </w:r>
       </w:hyperlink>
     </w:p>
-    <w:bookmarkEnd w:id="31"/>
+    <w:bookmarkEnd w:id="35"/>
+    <w:bookmarkEnd w:id="36"/>
     <w:sectPr>
       <w:pgSz w:h="15840" w:w="12240"/>
       <w:pgMar w:bottom="1440" w:footer="720" w:gutter="0" w:header="720" w:left="1440" w:right="1440" w:top="1440"/>

--- a/day-3-gitops-fleet-and-governance/lab-15-flux.docx
+++ b/day-3-gitops-fleet-and-governance/lab-15-flux.docx
@@ -2,14 +2,6 @@
 <file path=word/document.xml><?xml version="1.0" encoding="utf-8"?>
 <w:document xmlns:w="http://schemas.openxmlformats.org/wordprocessingml/2006/main" xmlns:m="http://schemas.openxmlformats.org/officeDocument/2006/math" xmlns:r="http://schemas.openxmlformats.org/officeDocument/2006/relationships" xmlns:o="urn:schemas-microsoft-com:office:office" xmlns:v="urn:schemas-microsoft-com:vml" xmlns:w10="urn:schemas-microsoft-com:office:word" xmlns:a="http://schemas.openxmlformats.org/drawingml/2006/main" xmlns:pic="http://schemas.openxmlformats.org/drawingml/2006/picture" xmlns:wp="http://schemas.openxmlformats.org/drawingml/2006/wordprocessingDrawing">
   <w:body>
-    <w:p>
-      <w:pPr>
-        <w:pStyle w:val="Title"/>
-      </w:pPr>
-      <w:r>
-        <w:t xml:space="preserve">Lab 15 — GitOps Delivery with Flux</w:t>
-      </w:r>
-    </w:p>
     <w:p>
       <w:pPr>
         <w:pStyle w:val="Author"/>
@@ -799,7 +791,7 @@
       </w:r>
     </w:p>
     <w:bookmarkEnd w:id="12"/>
-    <w:bookmarkStart w:id="16" w:name="the-idea-in-60-seconds"/>
+    <w:bookmarkStart w:id="13" w:name="the-idea-in-60-seconds"/>
     <w:p>
       <w:pPr>
         <w:pStyle w:val="Heading2"/>
@@ -992,49 +984,67 @@
     </w:p>
     <w:p>
       <w:pPr>
-        <w:pStyle w:val="BodyText"/>
-      </w:pPr>
-      <w:r>
-        <w:drawing>
-          <wp:inline>
-            <wp:extent cx="5943600" cy="9073661"/>
-            <wp:effectExtent b="0" l="0" r="0" t="0"/>
-            <wp:docPr descr="Architecture diagram" title="" id="14" name="Picture"/>
-            <a:graphic>
-              <a:graphicData uri="http://schemas.openxmlformats.org/drawingml/2006/picture">
-                <pic:pic>
-                  <pic:nvPicPr>
-                    <pic:cNvPr descr="artifacts/lab-15/diagrams/diagram.png" id="15" name="Picture"/>
-                    <pic:cNvPicPr>
-                      <a:picLocks noChangeArrowheads="1" noChangeAspect="1"/>
-                    </pic:cNvPicPr>
-                  </pic:nvPicPr>
-                  <pic:blipFill>
-                    <a:blip r:embed="rId13"/>
-                    <a:stretch>
-                      <a:fillRect/>
-                    </a:stretch>
-                  </pic:blipFill>
-                  <pic:spPr bwMode="auto">
-                    <a:xfrm>
-                      <a:off x="0" y="0"/>
-                      <a:ext cx="5943600" cy="9073661"/>
-                    </a:xfrm>
-                    <a:prstGeom prst="rect">
-                      <a:avLst/>
-                    </a:prstGeom>
-                    <a:noFill/>
-                    <a:ln w="9525">
-                      <a:noFill/>
-                      <a:headEnd/>
-                      <a:tailEnd/>
-                    </a:ln>
-                  </pic:spPr>
-                </pic:pic>
-              </a:graphicData>
-            </a:graphic>
-          </wp:inline>
-        </w:drawing>
+        <w:pStyle w:val="SourceCode"/>
+      </w:pPr>
+      <w:r>
+        <w:rPr>
+          <w:rStyle w:val="VerbatimChar"/>
+        </w:rPr>
+        <w:t xml:space="preserve">flowchart TB</w:t>
+      </w:r>
+      <w:r>
+        <w:br/>
+      </w:r>
+      <w:r>
+        <w:rPr>
+          <w:rStyle w:val="VerbatimChar"/>
+        </w:rPr>
+        <w:t xml:space="preserve">    GIT["Git repo&lt;br/&gt;(desired state: podinfo manifests)"] --&gt;|"GitRepository: poll every 1m"| SRC["source-controller&lt;br/&gt;(fetches the revision)"]</w:t>
+      </w:r>
+      <w:r>
+        <w:br/>
+      </w:r>
+      <w:r>
+        <w:rPr>
+          <w:rStyle w:val="VerbatimChar"/>
+        </w:rPr>
+        <w:t xml:space="preserve">    SRC --&gt; KUST["Kustomization: apply ./kustomize&lt;br/&gt;prune=true, interval=1m"]</w:t>
+      </w:r>
+      <w:r>
+        <w:br/>
+      </w:r>
+      <w:r>
+        <w:rPr>
+          <w:rStyle w:val="VerbatimChar"/>
+        </w:rPr>
+        <w:t xml:space="preserve">    KUST --&gt;|"kustomize-controller applies"| CLUSTER["cluster: Deployment + Service + HPA"]</w:t>
+      </w:r>
+      <w:r>
+        <w:br/>
+      </w:r>
+      <w:r>
+        <w:rPr>
+          <w:rStyle w:val="VerbatimChar"/>
+        </w:rPr>
+        <w:t xml:space="preserve">    CLUSTER -.-&gt;|"someone deletes the Deployment (drift)"| DRIFT["cluster ≠ Git"]</w:t>
+      </w:r>
+      <w:r>
+        <w:br/>
+      </w:r>
+      <w:r>
+        <w:rPr>
+          <w:rStyle w:val="VerbatimChar"/>
+        </w:rPr>
+        <w:t xml:space="preserve">    DRIFT --&gt;|"next reconcile"| KUST</w:t>
+      </w:r>
+      <w:r>
+        <w:br/>
+      </w:r>
+      <w:r>
+        <w:rPr>
+          <w:rStyle w:val="VerbatimChar"/>
+        </w:rPr>
+        <w:t xml:space="preserve">    KUST --&gt;|"re-applies from Git"| CLUSTER</w:t>
       </w:r>
     </w:p>
     <w:p>
@@ -1044,8 +1054,8 @@
         </w:pict>
       </w:r>
     </w:p>
-    <w:bookmarkEnd w:id="16"/>
-    <w:bookmarkStart w:id="17" w:name="step-1--install-flux-on-the-cluster"/>
+    <w:bookmarkEnd w:id="13"/>
+    <w:bookmarkStart w:id="14" w:name="step-1--install-flux-on-the-cluster"/>
     <w:p>
       <w:pPr>
         <w:pStyle w:val="Heading2"/>
@@ -1293,8 +1303,8 @@
         </w:pict>
       </w:r>
     </w:p>
-    <w:bookmarkEnd w:id="17"/>
-    <w:bookmarkStart w:id="23" w:name="Xd877c4158b5ad02b898412aa7b3062cac1fe6d6"/>
+    <w:bookmarkEnd w:id="14"/>
+    <w:bookmarkStart w:id="20" w:name="Xd877c4158b5ad02b898412aa7b3062cac1fe6d6"/>
     <w:p>
       <w:pPr>
         <w:pStyle w:val="Heading2"/>
@@ -1325,11 +1335,11 @@
       <w:pPr>
         <w:pStyle w:val="Heading3"/>
       </w:pPr>
-      <w:bookmarkStart w:id="18" w:name="X61d808fc5fe9b5a770075d9778df0556e24e627"/>
+      <w:bookmarkStart w:id="15" w:name="X61d808fc5fe9b5a770075d9778df0556e24e627"/>
       <w:r>
         <w:t xml:space="preserve">⚠️ Use a local Git server if your room is restricted</w:t>
       </w:r>
-      <w:bookmarkEnd w:id="18"/>
+      <w:bookmarkEnd w:id="15"/>
     </w:p>
     <w:p>
       <w:pPr>
@@ -1784,7 +1794,7 @@
       <w:r>
         <w:t xml:space="preserve"> </w:t>
       </w:r>
-      <w:hyperlink r:id="rId19">
+      <w:hyperlink r:id="rId16">
         <w:r>
           <w:rPr>
             <w:rStyle w:val="Hyperlink"/>
@@ -2500,18 +2510,18 @@
           <wp:inline>
             <wp:extent cx="5943600" cy="4116751"/>
             <wp:effectExtent b="0" l="0" r="0" t="0"/>
-            <wp:docPr descr="Flux source and Kustomization both READY; podinfo delivered from Git" title="" id="21" name="Picture"/>
+            <wp:docPr descr="Flux source and Kustomization both READY; podinfo delivered from Git" title="" id="18" name="Picture"/>
             <a:graphic>
               <a:graphicData uri="http://schemas.openxmlformats.org/drawingml/2006/picture">
                 <pic:pic>
                   <pic:nvPicPr>
-                    <pic:cNvPr descr="../artifacts/lab-15/screenshots/01-gitops-delivery.png" id="22" name="Picture"/>
+                    <pic:cNvPr descr="../artifacts/lab-15/screenshots/01-gitops-delivery.png" id="19" name="Picture"/>
                     <pic:cNvPicPr>
                       <a:picLocks noChangeArrowheads="1" noChangeAspect="1"/>
                     </pic:cNvPicPr>
                   </pic:nvPicPr>
                   <pic:blipFill>
-                    <a:blip r:embed="rId20"/>
+                    <a:blip r:embed="rId17"/>
                     <a:stretch>
                       <a:fillRect/>
                     </a:stretch>
@@ -2563,8 +2573,8 @@
         </w:pict>
       </w:r>
     </w:p>
-    <w:bookmarkEnd w:id="23"/>
-    <w:bookmarkStart w:id="27" w:name="Xc868764647800b1cae99374ec4e04d3aed57cb1"/>
+    <w:bookmarkEnd w:id="20"/>
+    <w:bookmarkStart w:id="24" w:name="Xc868764647800b1cae99374ec4e04d3aed57cb1"/>
     <w:p>
       <w:pPr>
         <w:pStyle w:val="Heading2"/>
@@ -2817,18 +2827,18 @@
           <wp:inline>
             <wp:extent cx="5943600" cy="4116751"/>
             <wp:effectExtent b="0" l="0" r="0" t="0"/>
-            <wp:docPr descr="Deployment deleted (NotFound), then restored by Flux on reconcile" title="" id="25" name="Picture"/>
+            <wp:docPr descr="Deployment deleted (NotFound), then restored by Flux on reconcile" title="" id="22" name="Picture"/>
             <a:graphic>
               <a:graphicData uri="http://schemas.openxmlformats.org/drawingml/2006/picture">
                 <pic:pic>
                   <pic:nvPicPr>
-                    <pic:cNvPr descr="../artifacts/lab-15/screenshots/02-drift-selfheal.png" id="26" name="Picture"/>
+                    <pic:cNvPr descr="../artifacts/lab-15/screenshots/02-drift-selfheal.png" id="23" name="Picture"/>
                     <pic:cNvPicPr>
                       <a:picLocks noChangeArrowheads="1" noChangeAspect="1"/>
                     </pic:cNvPicPr>
                   </pic:nvPicPr>
                   <pic:blipFill>
-                    <a:blip r:embed="rId24"/>
+                    <a:blip r:embed="rId21"/>
                     <a:stretch>
                       <a:fillRect/>
                     </a:stretch>
@@ -2966,7 +2976,7 @@
         </w:pict>
       </w:r>
     </w:p>
-    <w:bookmarkEnd w:id="27"/>
+    <w:bookmarkEnd w:id="24"/>
     <w:bookmarkStart w:id="28" w:name="X44365771936761145e849638bb9817413ec7e18"/>
     <w:p>
       <w:pPr>
@@ -3315,6 +3325,53 @@
     <w:p>
       <w:pPr>
         <w:pStyle w:val="FirstParagraph"/>
+      </w:pPr>
+      <w:r>
+        <w:drawing>
+          <wp:inline>
+            <wp:extent cx="5943600" cy="1504811"/>
+            <wp:effectExtent b="0" l="0" r="0" t="0"/>
+            <wp:docPr descr="Flux refuses the bad commit: READY False naming .spec.replicas expected numeric (int or float), got string" title="" id="26" name="Picture"/>
+            <a:graphic>
+              <a:graphicData uri="http://schemas.openxmlformats.org/drawingml/2006/picture">
+                <pic:pic>
+                  <pic:nvPicPr>
+                    <pic:cNvPr descr="../artifacts/lab-15/screenshots/03-broken-manifest-refused.png" id="27" name="Picture"/>
+                    <pic:cNvPicPr>
+                      <a:picLocks noChangeArrowheads="1" noChangeAspect="1"/>
+                    </pic:cNvPicPr>
+                  </pic:nvPicPr>
+                  <pic:blipFill>
+                    <a:blip r:embed="rId25"/>
+                    <a:stretch>
+                      <a:fillRect/>
+                    </a:stretch>
+                  </pic:blipFill>
+                  <pic:spPr bwMode="auto">
+                    <a:xfrm>
+                      <a:off x="0" y="0"/>
+                      <a:ext cx="5943600" cy="1504811"/>
+                    </a:xfrm>
+                    <a:prstGeom prst="rect">
+                      <a:avLst/>
+                    </a:prstGeom>
+                    <a:noFill/>
+                    <a:ln w="9525">
+                      <a:noFill/>
+                      <a:headEnd/>
+                      <a:tailEnd/>
+                    </a:ln>
+                  </pic:spPr>
+                </pic:pic>
+              </a:graphicData>
+            </a:graphic>
+          </wp:inline>
+        </w:drawing>
+      </w:r>
+    </w:p>
+    <w:p>
+      <w:pPr>
+        <w:pStyle w:val="BodyText"/>
       </w:pPr>
       <w:r>
         <w:rPr>

--- a/day-3-gitops-fleet-and-governance/lab-15-flux.docx
+++ b/day-3-gitops-fleet-and-governance/lab-15-flux.docx
@@ -119,7 +119,49 @@
         <w:t xml:space="preserve">Flux v2</w:t>
       </w:r>
       <w:r>
-        <w:t xml:space="preserve">. Every screenshot is a real capture. The payoff: you deliver an app to the cluster</w:t>
+        <w:t xml:space="preserve">. Screenshots for Steps 1–3 are real captures from that GKE cluster;</w:t>
+      </w:r>
+      <w:r>
+        <w:t xml:space="preserve"> </w:t>
+      </w:r>
+      <w:r>
+        <w:rPr>
+          <w:b/>
+          <w:bCs/>
+        </w:rPr>
+        <w:t xml:space="preserve">Step 4's capture was taken on a local</w:t>
+      </w:r>
+      <w:r>
+        <w:rPr>
+          <w:b/>
+          <w:bCs/>
+        </w:rPr>
+        <w:t xml:space="preserve"> </w:t>
+      </w:r>
+      <w:r>
+        <w:rPr>
+          <w:rStyle w:val="VerbatimChar"/>
+          <w:b/>
+          <w:bCs/>
+        </w:rPr>
+        <w:t xml:space="preserve">kind</w:t>
+      </w:r>
+      <w:r>
+        <w:rPr>
+          <w:b/>
+          <w:bCs/>
+        </w:rPr>
+        <w:t xml:space="preserve"> </w:t>
+      </w:r>
+      <w:r>
+        <w:rPr>
+          <w:b/>
+          <w:bCs/>
+        </w:rPr>
+        <w:t xml:space="preserve">cluster on 2026-09-28</w:t>
+      </w:r>
+      <w:r>
+        <w:t xml:space="preserve">, with Gitea in-cluster instead of the GKE source. The failure and its message are identical. The payoff: you deliver an app to the cluster</w:t>
       </w:r>
       <w:r>
         <w:t xml:space="preserve"> </w:t>
